--- a/l07-jiqu/jiqu-handout.docx
+++ b/l07-jiqu/jiqu-handout.docx
@@ -91,7 +91,7 @@
           <w:sz w:val="20"/>
           <w:szCs w:val="20"/>
         </w:rPr>
-        <w:t xml:space="preserve">注釋：余：予、吾、我，ㄩˊ。憶：回憶。童稚：兒童。張目對日：睜大眼睛看著太陽。明察秋毫：形容視力敏銳，能清楚看見極細微的東西。秋毫，鳥獸在秋天新生的細毛。毫，ㄏㄠˊ（今日進一步引申為比喻能洞察一切，看出極細微的地方；出自《孟子．梁惠王上》）。藐小微物：指極細小的東西。藐，ㄇㄧㄠˇ，細小。紋理：物體表面的花紋或線條。物外之趣：此指事物本身以外的樂趣（全文總綱）。</w:t>
+        <w:t xml:space="preserve">注釋：余：予、吾、我，ㄩˊ。憶：回憶。童稚：兒童。張目對日：睜大眼睛看著太陽。明察秋毫：形容視力敏銳，能清楚看見極細微的東西。秋毫，鳥獸在秋天新生的細毛。毫，ㄏㄠˊ（今日進一步引申為比喻能洞察一切，看出極細微的地方；出自《孟子．梁惠王上》）。藐小微物：指極細小的東西。藐，ㄇㄧㄠˇ，細小。紋理：物體表面的花紋或線條。物外之趣：此指事物本身以外的樂趣（全文總綱，貫串全文）。</w:t>
       </w:r>
     </w:p>
     <w:p>
@@ -102,11 +102,12 @@
       <w:r>
         <w:rPr>
           <w:rFonts w:ascii="標楷體" w:eastAsia="標楷體" w:hAnsi="標楷體"/>
-          <w:color w:val="B8442F"/>
+          <w:b/>
+          <w:bCs/>
           <w:sz w:val="20"/>
           <w:szCs w:val="20"/>
         </w:rPr>
-        <w:t xml:space="preserve">手法：第一人稱、回憶筆法；總說「物外之趣」；誇飾：明察秋毫；「明」「細」為副詞修飾「察」。</w:t>
+        <w:t xml:space="preserve">手法：第一人稱、回憶筆法；「物外之趣」為全文總綱，貫串全文；誇飾：能「張目對日」、「明察秋毫」；「明」「細」為副詞修飾「察」。</w:t>
       </w:r>
     </w:p>
     <w:p>
@@ -158,11 +159,12 @@
       <w:r>
         <w:rPr>
           <w:rFonts w:ascii="標楷體" w:eastAsia="標楷體" w:hAnsi="標楷體"/>
-          <w:color w:val="B8442F"/>
+          <w:b/>
+          <w:bCs/>
           <w:sz w:val="20"/>
           <w:szCs w:val="20"/>
         </w:rPr>
-        <w:t xml:space="preserve">手法：誇飾：夏蚊成雷、則或千或百；譬喻（借喻）：以「鶴」喻蚊；想像力；主語為作者（私擬作群鶴舞空）。</w:t>
+        <w:t xml:space="preserve">手法：誇飾：夏蚊成雷、則或千或百；譬喻（借喻）：以「鶴」喻蚊；主語為作者（私擬作群鶴舞空）；【想像力】（第二段）。</w:t>
       </w:r>
     </w:p>
     <w:p>
@@ -214,11 +216,12 @@
       <w:r>
         <w:rPr>
           <w:rFonts w:ascii="標楷體" w:eastAsia="標楷體" w:hAnsi="標楷體"/>
-          <w:color w:val="B8442F"/>
+          <w:b/>
+          <w:bCs/>
           <w:sz w:val="20"/>
           <w:szCs w:val="20"/>
         </w:rPr>
-        <w:t xml:space="preserve">手法：譬喻：蚊子的形影＝群鶴舞空、煙＝青雲、蚊子的聲音＝鶴唳雲端；句中對。</w:t>
+        <w:t xml:space="preserve">手法：譬喻：蚊子的形影＝群鶴舞空、煙＝青雲、蚊子的聲音＝鶴唳雲端；句中對；【想像力】（第二段）。</w:t>
       </w:r>
     </w:p>
     <w:p>
@@ -270,11 +273,12 @@
       <w:r>
         <w:rPr>
           <w:rFonts w:ascii="標楷體" w:eastAsia="標楷體" w:hAnsi="標楷體"/>
-          <w:color w:val="B8442F"/>
+          <w:b/>
+          <w:bCs/>
           <w:sz w:val="20"/>
           <w:szCs w:val="20"/>
         </w:rPr>
-        <w:t xml:space="preserve">手法：類疊（以…為…）；巨視（求大）效果；觀察力＋想像力；「神遊其中，怡然自得」呼應首段「物外之趣」。</w:t>
+        <w:t xml:space="preserve">手法：類疊（以…為…）；巨視（求大）效果；【想像力＋觀察力】（第三段）；「神遊其中，怡然自得」呼應首段「物外之趣」。</w:t>
       </w:r>
     </w:p>
     <w:p>
@@ -326,11 +330,12 @@
       <w:r>
         <w:rPr>
           <w:rFonts w:ascii="標楷體" w:eastAsia="標楷體" w:hAnsi="標楷體"/>
-          <w:color w:val="B8442F"/>
+          <w:b/>
+          <w:bCs/>
           <w:sz w:val="20"/>
           <w:szCs w:val="20"/>
         </w:rPr>
-        <w:t xml:space="preserve">手法：誇飾：忽有龐然大物，拔山倒樹而來；句中對：拔山倒樹；情緒由好奇 ➜ 驚嚇 ➜ 憤怒。</w:t>
+        <w:t xml:space="preserve">手法：誇飾：忽有龐然大物，拔山倒樹而來；句中對：拔山倒樹；情緒由好奇 ➜ 驚嚇 ➜ 憤怒；【想像力】（第四段）。</w:t>
       </w:r>
     </w:p>
     <w:p>
@@ -390,7 +395,7 @@
           <w:sz w:val="24"/>
           <w:szCs w:val="24"/>
         </w:rPr>
-        <w:t xml:space="preserve">寫作手法：發現藐小微物 ➜ 觀察 ➜ 想像 ➜ 物外之趣。誇飾：「明察秋毫」「夏蚊成雷」「則或千或百」「拔山倒樹而來」；譬喻：「私擬作群鶴舞空」「果如鶴唳雲端」。</w:t>
+        <w:t xml:space="preserve">寫作手法：發現藐小微物 ➜ 觀察 ➜ 想像 ➜ 物外之趣。</w:t>
       </w:r>
     </w:p>
     <w:p>
@@ -404,7 +409,35 @@
           <w:sz w:val="24"/>
           <w:szCs w:val="24"/>
         </w:rPr>
-        <w:t xml:space="preserve">兩力：觀察力、想像力。</w:t>
+        <w:t xml:space="preserve">★誇飾：能「張目對日」、「明察秋毫」；「夏蚊成雷」，私擬作群鶴舞於空；「心之所向，則或千或百」；「忽有龐然大物，拔山倒樹而來」。</w:t>
+      </w:r>
+    </w:p>
+    <w:p>
+      <w:pPr>
+        <w:spacing w:after="80" w:line="340"/>
+        <w:ind w:left="240"/>
+      </w:pPr>
+      <w:r>
+        <w:rPr>
+          <w:rFonts w:ascii="標楷體" w:eastAsia="標楷體" w:hAnsi="標楷體"/>
+          <w:sz w:val="24"/>
+          <w:szCs w:val="24"/>
+        </w:rPr>
+        <w:t xml:space="preserve">★譬喻：「私擬作群鶴舞空」（蚊子像群鶴在空中飛舞）、「果如鶴唳雲端」（蚊子沖煙飛鳴，像鶴在雲端高聲鳴叫）。</w:t>
+      </w:r>
+    </w:p>
+    <w:p>
+      <w:pPr>
+        <w:spacing w:after="80" w:line="340"/>
+        <w:ind w:left="240"/>
+      </w:pPr>
+      <w:r>
+        <w:rPr>
+          <w:rFonts w:ascii="標楷體" w:eastAsia="標楷體" w:hAnsi="標楷體"/>
+          <w:sz w:val="24"/>
+          <w:szCs w:val="24"/>
+        </w:rPr>
+        <w:t xml:space="preserve">各段能力：首段（一）「物外之趣」為全文總綱，貫串全文；第二段（蚊子，即（二）（三））：想像力；第三段（土牆、花臺，即（四））：想像力＋觀察力；第四段（癩蝦蟆，即（五））：想像力。</w:t>
       </w:r>
     </w:p>
     <w:p>
@@ -707,7 +740,8 @@
             <w:r>
               <w:rPr>
                 <w:rFonts w:ascii="標楷體" w:eastAsia="標楷體" w:hAnsi="標楷體"/>
-                <w:color w:val="B8442F"/>
+                <w:b/>
+                <w:bCs/>
                 <w:sz w:val="21"/>
                 <w:szCs w:val="21"/>
               </w:rPr>
@@ -928,7 +962,8 @@
             <w:r>
               <w:rPr>
                 <w:rFonts w:ascii="標楷體" w:eastAsia="標楷體" w:hAnsi="標楷體"/>
-                <w:color w:val="B8442F"/>
+                <w:b/>
+                <w:bCs/>
                 <w:sz w:val="21"/>
                 <w:szCs w:val="21"/>
               </w:rPr>
@@ -1238,7 +1273,8 @@
             <w:r>
               <w:rPr>
                 <w:rFonts w:ascii="標楷體" w:eastAsia="標楷體" w:hAnsi="標楷體"/>
-                <w:color w:val="B8442F"/>
+                <w:b/>
+                <w:bCs/>
                 <w:sz w:val="21"/>
                 <w:szCs w:val="21"/>
               </w:rPr>
@@ -1304,7 +1340,7 @@
                 <w:sz w:val="21"/>
                 <w:szCs w:val="21"/>
               </w:rPr>
-              <w:t xml:space="preserve">物外「之」趣</w:t>
+              <w:t xml:space="preserve">物外「之」趣、天下「之」平也、水陸草木「之」花</w:t>
             </w:r>
           </w:p>
         </w:tc>
@@ -1486,7 +1522,7 @@
                 <w:sz w:val="21"/>
                 <w:szCs w:val="21"/>
               </w:rPr>
-              <w:t xml:space="preserve">昂首觀「之」</w:t>
+              <w:t xml:space="preserve">昂首觀「之」、使「之」沖煙飛鳴</w:t>
             </w:r>
           </w:p>
         </w:tc>
@@ -1546,7 +1582,7 @@
                 <w:sz w:val="21"/>
                 <w:szCs w:val="21"/>
               </w:rPr>
-              <w:t xml:space="preserve">代詞，指蚊子</w:t>
+              <w:t xml:space="preserve">代詞，指抬頭看蚊子這件事</w:t>
             </w:r>
           </w:p>
         </w:tc>
@@ -1577,7 +1613,7 @@
                 <w:sz w:val="21"/>
                 <w:szCs w:val="21"/>
               </w:rPr>
-              <w:t xml:space="preserve">使「之」沖煙飛鳴</w:t>
+              <w:t xml:space="preserve">項為「之」強</w:t>
             </w:r>
           </w:p>
         </w:tc>
@@ -1637,7 +1673,7 @@
                 <w:sz w:val="21"/>
                 <w:szCs w:val="21"/>
               </w:rPr>
-              <w:t xml:space="preserve">代詞，指抬頭看蚊子這件事</w:t>
+              <w:t xml:space="preserve">代詞，指蚊子沖煙飛鳴這件事</w:t>
             </w:r>
           </w:p>
         </w:tc>
@@ -1668,7 +1704,7 @@
                 <w:sz w:val="21"/>
                 <w:szCs w:val="21"/>
               </w:rPr>
-              <w:t xml:space="preserve">項為「之」強</w:t>
+              <w:t xml:space="preserve">為「之」怡然稱快</w:t>
             </w:r>
           </w:p>
         </w:tc>
@@ -1728,7 +1764,7 @@
                 <w:sz w:val="21"/>
                 <w:szCs w:val="21"/>
               </w:rPr>
-              <w:t xml:space="preserve">代詞，指蚊子沖煙飛鳴這件事</w:t>
+              <w:t xml:space="preserve">代詞，指「二蟲鬥草間」這件事</w:t>
             </w:r>
           </w:p>
         </w:tc>
@@ -1759,7 +1795,7 @@
                 <w:sz w:val="21"/>
                 <w:szCs w:val="21"/>
               </w:rPr>
-              <w:t xml:space="preserve">為「之」怡然稱快</w:t>
+              <w:t xml:space="preserve">觀「之」，興正濃</w:t>
             </w:r>
           </w:p>
         </w:tc>
@@ -1819,7 +1855,7 @@
                 <w:sz w:val="21"/>
                 <w:szCs w:val="21"/>
               </w:rPr>
-              <w:t xml:space="preserve">代詞，指「二蟲鬥草間」這件事</w:t>
+              <w:t xml:space="preserve">代詞，指癩蝦蟆</w:t>
             </w:r>
           </w:p>
         </w:tc>
@@ -1850,7 +1886,7 @@
                 <w:sz w:val="21"/>
                 <w:szCs w:val="21"/>
               </w:rPr>
-              <w:t xml:space="preserve">觀「之」，興正濃</w:t>
+              <w:t xml:space="preserve">驅「之」別院</w:t>
             </w:r>
           </w:p>
         </w:tc>
@@ -1910,7 +1946,7 @@
                 <w:sz w:val="21"/>
                 <w:szCs w:val="21"/>
               </w:rPr>
-              <w:t xml:space="preserve">代詞，指癩蝦蟆</w:t>
+              <w:t xml:space="preserve">助詞，無義</w:t>
             </w:r>
           </w:p>
         </w:tc>
@@ -1941,7 +1977,7 @@
                 <w:sz w:val="21"/>
                 <w:szCs w:val="21"/>
               </w:rPr>
-              <w:t xml:space="preserve">驅「之」別院</w:t>
+              <w:t xml:space="preserve">心「之」所向、無絲竹「之」亂耳</w:t>
             </w:r>
           </w:p>
         </w:tc>
@@ -2001,7 +2037,7 @@
                 <w:sz w:val="21"/>
                 <w:szCs w:val="21"/>
               </w:rPr>
-              <w:t xml:space="preserve">助詞，無義</w:t>
+              <w:t xml:space="preserve">代詞，指犯人</w:t>
             </w:r>
           </w:p>
         </w:tc>
@@ -2032,98 +2068,7 @@
                 <w:sz w:val="21"/>
                 <w:szCs w:val="21"/>
               </w:rPr>
-              <w:t xml:space="preserve">心「之」所向</w:t>
-            </w:r>
-          </w:p>
-        </w:tc>
-      </w:tr>
-      <w:tr>
-        <w:trPr>
-          <w:cantSplit/>
-        </w:trPr>
-        <w:tc>
-          <w:tcPr>
-            <w:vMerge w:val="continue"/>
-            <w:tcBorders>
-              <w:top w:val="single" w:color="BBBBBB" w:sz="4"/>
-              <w:left w:val="single" w:color="BBBBBB" w:sz="4"/>
-              <w:bottom w:val="single" w:color="BBBBBB" w:sz="4"/>
-              <w:right w:val="single" w:color="BBBBBB" w:sz="4"/>
-            </w:tcBorders>
-          </w:tcPr>
-          <w:p/>
-        </w:tc>
-        <w:tc>
-          <w:tcPr>
-            <w:vMerge w:val="continue"/>
-            <w:tcBorders>
-              <w:top w:val="single" w:color="BBBBBB" w:sz="4"/>
-              <w:left w:val="single" w:color="BBBBBB" w:sz="4"/>
-              <w:bottom w:val="single" w:color="BBBBBB" w:sz="4"/>
-              <w:right w:val="single" w:color="BBBBBB" w:sz="4"/>
-            </w:tcBorders>
-          </w:tcPr>
-          <w:p/>
-        </w:tc>
-        <w:tc>
-          <w:tcPr>
-            <w:tcW w:type="dxa" w:w="4000"/>
-            <w:tcBorders>
-              <w:top w:val="single" w:color="BBBBBB" w:sz="4"/>
-              <w:left w:val="single" w:color="BBBBBB" w:sz="4"/>
-              <w:bottom w:val="single" w:color="BBBBBB" w:sz="4"/>
-              <w:right w:val="single" w:color="BBBBBB" w:sz="4"/>
-            </w:tcBorders>
-            <w:tcMar>
-              <w:top w:type="dxa" w:w="50"/>
-              <w:left w:type="dxa" w:w="90"/>
-              <w:bottom w:type="dxa" w:w="50"/>
-              <w:right w:type="dxa" w:w="90"/>
-            </w:tcMar>
-            <w:vAlign w:val="center"/>
-          </w:tcPr>
-          <w:p>
-            <w:pPr>
-              <w:jc w:val="left"/>
-            </w:pPr>
-            <w:r>
-              <w:rPr>
-                <w:rFonts w:ascii="標楷體" w:eastAsia="標楷體" w:hAnsi="標楷體"/>
-                <w:sz w:val="21"/>
-                <w:szCs w:val="21"/>
-              </w:rPr>
-              <w:t xml:space="preserve">代詞，指犯人</w:t>
-            </w:r>
-          </w:p>
-        </w:tc>
-        <w:tc>
-          <w:tcPr>
-            <w:tcW w:type="dxa" w:w="4206"/>
-            <w:tcBorders>
-              <w:top w:val="single" w:color="BBBBBB" w:sz="4"/>
-              <w:left w:val="single" w:color="BBBBBB" w:sz="4"/>
-              <w:bottom w:val="single" w:color="BBBBBB" w:sz="4"/>
-              <w:right w:val="single" w:color="BBBBBB" w:sz="4"/>
-            </w:tcBorders>
-            <w:tcMar>
-              <w:top w:type="dxa" w:w="50"/>
-              <w:left w:type="dxa" w:w="90"/>
-              <w:bottom w:type="dxa" w:w="50"/>
-              <w:right w:type="dxa" w:w="90"/>
-            </w:tcMar>
-            <w:vAlign w:val="center"/>
-          </w:tcPr>
-          <w:p>
-            <w:pPr>
-              <w:jc w:val="left"/>
-            </w:pPr>
-            <w:r>
-              <w:rPr>
-                <w:rFonts w:ascii="標楷體" w:eastAsia="標楷體" w:hAnsi="標楷體"/>
-                <w:sz w:val="21"/>
-                <w:szCs w:val="21"/>
-              </w:rPr>
-              <w:t xml:space="preserve">當「之」罰金　上使立誅「之」　屬「之」廷尉</w:t>
+              <w:t xml:space="preserve">當「之」罰金、上使立誅「之」、屬「之」廷尉</w:t>
             </w:r>
           </w:p>
         </w:tc>
@@ -2731,7 +2676,8 @@
             <w:r>
               <w:rPr>
                 <w:rFonts w:ascii="標楷體" w:eastAsia="標楷體" w:hAnsi="標楷體"/>
-                <w:color w:val="B8442F"/>
+                <w:b/>
+                <w:bCs/>
                 <w:sz w:val="21"/>
                 <w:szCs w:val="21"/>
               </w:rPr>
@@ -2979,7 +2925,7 @@
                 <w:sz w:val="21"/>
                 <w:szCs w:val="21"/>
               </w:rPr>
-              <w:t xml:space="preserve">「毫」不在意　「毫」無頭緒　「毫」不相干</w:t>
+              <w:t xml:space="preserve">「毫」不在意、「毫」無頭緒、「毫」不相干</w:t>
             </w:r>
           </w:p>
         </w:tc>
@@ -3045,7 +2991,8 @@
             <w:r>
               <w:rPr>
                 <w:rFonts w:ascii="標楷體" w:eastAsia="標楷體" w:hAnsi="標楷體"/>
-                <w:color w:val="B8442F"/>
+                <w:b/>
+                <w:bCs/>
                 <w:sz w:val="21"/>
                 <w:szCs w:val="21"/>
               </w:rPr>
@@ -3312,6 +3259,21 @@
           <w:szCs w:val="20"/>
         </w:rPr>
         <w:t xml:space="preserve">明察秋毫：目光敏銳，觀察入微，可看見秋天鳥獸新長的毫毛；比喻能洞察一切，看出極細微的地方。出自《孟子．梁惠王上》：「明足以察秋毫之末，而不見輿薪。」</w:t>
+      </w:r>
+    </w:p>
+    <w:p>
+      <w:pPr>
+        <w:spacing w:after="40" w:before="40"/>
+        <w:ind w:left="240"/>
+      </w:pPr>
+      <w:r>
+        <w:rPr>
+          <w:rFonts w:ascii="標楷體" w:eastAsia="標楷體" w:hAnsi="標楷體"/>
+          <w:color w:val="555555"/>
+          <w:sz w:val="20"/>
+          <w:szCs w:val="20"/>
+        </w:rPr>
+        <w:t xml:space="preserve">補充成語：一絲一毫——形容極其細微。</w:t>
       </w:r>
     </w:p>
     <w:p>
@@ -3552,7 +3514,8 @@
             <w:r>
               <w:rPr>
                 <w:rFonts w:ascii="標楷體" w:eastAsia="標楷體" w:hAnsi="標楷體"/>
-                <w:color w:val="B8442F"/>
+                <w:b/>
+                <w:bCs/>
                 <w:sz w:val="21"/>
                 <w:szCs w:val="21"/>
               </w:rPr>
@@ -3618,7 +3581,7 @@
                 <w:sz w:val="21"/>
                 <w:szCs w:val="21"/>
               </w:rPr>
-              <w:t xml:space="preserve">「觀」察　察言「觀」色</w:t>
+              <w:t xml:space="preserve">「觀」察、察言「觀」色</w:t>
             </w:r>
           </w:p>
         </w:tc>
@@ -3720,68 +3683,27 @@
         </w:trPr>
         <w:tc>
           <w:tcPr>
-            <w:tcW w:type="dxa" w:w="900"/>
-            <w:vMerge w:val="restart"/>
-            <w:tcBorders>
-              <w:top w:val="single" w:color="BBBBBB" w:sz="4"/>
-              <w:left w:val="single" w:color="BBBBBB" w:sz="4"/>
-              <w:bottom w:val="single" w:color="BBBBBB" w:sz="4"/>
-              <w:right w:val="single" w:color="BBBBBB" w:sz="4"/>
-            </w:tcBorders>
-            <w:tcMar>
-              <w:top w:type="dxa" w:w="50"/>
-              <w:left w:type="dxa" w:w="90"/>
-              <w:bottom w:type="dxa" w:w="50"/>
-              <w:right w:type="dxa" w:w="90"/>
-            </w:tcMar>
-            <w:vAlign w:val="center"/>
-          </w:tcPr>
-          <w:p>
-            <w:pPr>
-              <w:jc w:val="center"/>
-            </w:pPr>
-            <w:r>
-              <w:rPr>
-                <w:rFonts w:ascii="標楷體" w:eastAsia="標楷體" w:hAnsi="標楷體"/>
-                <w:sz w:val="36"/>
-                <w:szCs w:val="36"/>
-              </w:rPr>
-              <w:t xml:space="preserve">觀</w:t>
-            </w:r>
-          </w:p>
-        </w:tc>
-        <w:tc>
-          <w:tcPr>
-            <w:tcW w:type="dxa" w:w="1100"/>
-            <w:vMerge w:val="restart"/>
-            <w:tcBorders>
-              <w:top w:val="single" w:color="BBBBBB" w:sz="4"/>
-              <w:left w:val="single" w:color="BBBBBB" w:sz="4"/>
-              <w:bottom w:val="single" w:color="BBBBBB" w:sz="4"/>
-              <w:right w:val="single" w:color="BBBBBB" w:sz="4"/>
-            </w:tcBorders>
-            <w:tcMar>
-              <w:top w:type="dxa" w:w="50"/>
-              <w:left w:type="dxa" w:w="90"/>
-              <w:bottom w:type="dxa" w:w="50"/>
-              <w:right w:type="dxa" w:w="90"/>
-            </w:tcMar>
-            <w:vAlign w:val="center"/>
-          </w:tcPr>
-          <w:p>
-            <w:pPr>
-              <w:jc w:val="center"/>
-            </w:pPr>
-            <w:r>
-              <w:rPr>
-                <w:rFonts w:ascii="標楷體" w:eastAsia="標楷體" w:hAnsi="標楷體"/>
-                <w:color w:val="B8442F"/>
-                <w:sz w:val="21"/>
-                <w:szCs w:val="21"/>
-              </w:rPr>
-              <w:t xml:space="preserve">ㄍㄨㄢˋ</w:t>
-            </w:r>
-          </w:p>
+            <w:vMerge w:val="continue"/>
+            <w:tcBorders>
+              <w:top w:val="single" w:color="BBBBBB" w:sz="4"/>
+              <w:left w:val="single" w:color="BBBBBB" w:sz="4"/>
+              <w:bottom w:val="single" w:color="BBBBBB" w:sz="4"/>
+              <w:right w:val="single" w:color="BBBBBB" w:sz="4"/>
+            </w:tcBorders>
+          </w:tcPr>
+          <w:p/>
+        </w:tc>
+        <w:tc>
+          <w:tcPr>
+            <w:vMerge w:val="continue"/>
+            <w:tcBorders>
+              <w:top w:val="single" w:color="BBBBBB" w:sz="4"/>
+              <w:left w:val="single" w:color="BBBBBB" w:sz="4"/>
+              <w:bottom w:val="single" w:color="BBBBBB" w:sz="4"/>
+              <w:right w:val="single" w:color="BBBBBB" w:sz="4"/>
+            </w:tcBorders>
+          </w:tcPr>
+          <w:p/>
         </w:tc>
         <w:tc>
           <w:tcPr>
@@ -3810,7 +3732,7 @@
                 <w:sz w:val="21"/>
                 <w:szCs w:val="21"/>
               </w:rPr>
-              <w:t xml:space="preserve">高的樓臺，名</w:t>
+              <w:t xml:space="preserve">景象、情景，名</w:t>
             </w:r>
           </w:p>
         </w:tc>
@@ -3841,7 +3763,7 @@
                 <w:sz w:val="21"/>
                 <w:szCs w:val="21"/>
               </w:rPr>
-              <w:t xml:space="preserve">宮「觀」樓閣</w:t>
+              <w:t xml:space="preserve">奇「觀」</w:t>
             </w:r>
           </w:p>
         </w:tc>
@@ -3901,7 +3823,7 @@
                 <w:sz w:val="21"/>
                 <w:szCs w:val="21"/>
               </w:rPr>
-              <w:t xml:space="preserve">道教的廟宇，名</w:t>
+              <w:t xml:space="preserve">看法，名</w:t>
             </w:r>
           </w:p>
         </w:tc>
@@ -3932,7 +3854,7 @@
                 <w:sz w:val="21"/>
                 <w:szCs w:val="21"/>
               </w:rPr>
-              <w:t xml:space="preserve">道「觀」</w:t>
+              <w:t xml:space="preserve">人生「觀」</w:t>
             </w:r>
           </w:p>
         </w:tc>
@@ -3943,27 +3865,69 @@
         </w:trPr>
         <w:tc>
           <w:tcPr>
-            <w:vMerge w:val="continue"/>
-            <w:tcBorders>
-              <w:top w:val="single" w:color="BBBBBB" w:sz="4"/>
-              <w:left w:val="single" w:color="BBBBBB" w:sz="4"/>
-              <w:bottom w:val="single" w:color="BBBBBB" w:sz="4"/>
-              <w:right w:val="single" w:color="BBBBBB" w:sz="4"/>
-            </w:tcBorders>
-          </w:tcPr>
-          <w:p/>
-        </w:tc>
-        <w:tc>
-          <w:tcPr>
-            <w:vMerge w:val="continue"/>
-            <w:tcBorders>
-              <w:top w:val="single" w:color="BBBBBB" w:sz="4"/>
-              <w:left w:val="single" w:color="BBBBBB" w:sz="4"/>
-              <w:bottom w:val="single" w:color="BBBBBB" w:sz="4"/>
-              <w:right w:val="single" w:color="BBBBBB" w:sz="4"/>
-            </w:tcBorders>
-          </w:tcPr>
-          <w:p/>
+            <w:tcW w:type="dxa" w:w="900"/>
+            <w:vMerge w:val="restart"/>
+            <w:tcBorders>
+              <w:top w:val="single" w:color="BBBBBB" w:sz="4"/>
+              <w:left w:val="single" w:color="BBBBBB" w:sz="4"/>
+              <w:bottom w:val="single" w:color="BBBBBB" w:sz="4"/>
+              <w:right w:val="single" w:color="BBBBBB" w:sz="4"/>
+            </w:tcBorders>
+            <w:tcMar>
+              <w:top w:type="dxa" w:w="50"/>
+              <w:left w:type="dxa" w:w="90"/>
+              <w:bottom w:type="dxa" w:w="50"/>
+              <w:right w:type="dxa" w:w="90"/>
+            </w:tcMar>
+            <w:vAlign w:val="center"/>
+          </w:tcPr>
+          <w:p>
+            <w:pPr>
+              <w:jc w:val="center"/>
+            </w:pPr>
+            <w:r>
+              <w:rPr>
+                <w:rFonts w:ascii="標楷體" w:eastAsia="標楷體" w:hAnsi="標楷體"/>
+                <w:sz w:val="36"/>
+                <w:szCs w:val="36"/>
+              </w:rPr>
+              <w:t xml:space="preserve">觀</w:t>
+            </w:r>
+          </w:p>
+        </w:tc>
+        <w:tc>
+          <w:tcPr>
+            <w:tcW w:type="dxa" w:w="1100"/>
+            <w:vMerge w:val="restart"/>
+            <w:tcBorders>
+              <w:top w:val="single" w:color="BBBBBB" w:sz="4"/>
+              <w:left w:val="single" w:color="BBBBBB" w:sz="4"/>
+              <w:bottom w:val="single" w:color="BBBBBB" w:sz="4"/>
+              <w:right w:val="single" w:color="BBBBBB" w:sz="4"/>
+            </w:tcBorders>
+            <w:tcMar>
+              <w:top w:type="dxa" w:w="50"/>
+              <w:left w:type="dxa" w:w="90"/>
+              <w:bottom w:type="dxa" w:w="50"/>
+              <w:right w:type="dxa" w:w="90"/>
+            </w:tcMar>
+            <w:vAlign w:val="center"/>
+          </w:tcPr>
+          <w:p>
+            <w:pPr>
+              <w:jc w:val="center"/>
+            </w:pPr>
+            <w:r>
+              <w:rPr>
+                <w:rFonts w:ascii="標楷體" w:eastAsia="標楷體" w:hAnsi="標楷體"/>
+                <w:b/>
+                <w:bCs/>
+                <w:sz w:val="21"/>
+                <w:szCs w:val="21"/>
+              </w:rPr>
+              <w:t xml:space="preserve">ㄍㄨㄢˋ</w:t>
+            </w:r>
+          </w:p>
         </w:tc>
         <w:tc>
           <w:tcPr>
@@ -3992,7 +3956,7 @@
                 <w:sz w:val="21"/>
                 <w:szCs w:val="21"/>
               </w:rPr>
-              <w:t xml:space="preserve">景象、情景，名</w:t>
+              <w:t xml:space="preserve">高的樓臺，名</w:t>
             </w:r>
           </w:p>
         </w:tc>
@@ -4023,7 +3987,7 @@
                 <w:sz w:val="21"/>
                 <w:szCs w:val="21"/>
               </w:rPr>
-              <w:t xml:space="preserve">奇「觀」</w:t>
+              <w:t xml:space="preserve">宮「觀」樓閣</w:t>
             </w:r>
           </w:p>
         </w:tc>
@@ -4083,7 +4047,7 @@
                 <w:sz w:val="21"/>
                 <w:szCs w:val="21"/>
               </w:rPr>
-              <w:t xml:space="preserve">看法，名</w:t>
+              <w:t xml:space="preserve">道教的廟宇，名</w:t>
             </w:r>
           </w:p>
         </w:tc>
@@ -4114,7 +4078,7 @@
                 <w:sz w:val="21"/>
                 <w:szCs w:val="21"/>
               </w:rPr>
-              <w:t xml:space="preserve">人生「觀」</w:t>
+              <w:t xml:space="preserve">道「觀」</w:t>
             </w:r>
           </w:p>
         </w:tc>
@@ -4358,7 +4322,8 @@
             <w:r>
               <w:rPr>
                 <w:rFonts w:ascii="標楷體" w:eastAsia="標楷體" w:hAnsi="標楷體"/>
-                <w:color w:val="B8442F"/>
+                <w:b/>
+                <w:bCs/>
                 <w:sz w:val="21"/>
                 <w:szCs w:val="21"/>
               </w:rPr>
@@ -4581,7 +4546,8 @@
             <w:r>
               <w:rPr>
                 <w:rFonts w:ascii="標楷體" w:eastAsia="標楷體" w:hAnsi="標楷體"/>
-                <w:color w:val="B8442F"/>
+                <w:b/>
+                <w:bCs/>
                 <w:sz w:val="21"/>
                 <w:szCs w:val="21"/>
               </w:rPr>
@@ -4802,7 +4768,8 @@
             <w:r>
               <w:rPr>
                 <w:rFonts w:ascii="標楷體" w:eastAsia="標楷體" w:hAnsi="標楷體"/>
-                <w:color w:val="B8442F"/>
+                <w:b/>
+                <w:bCs/>
                 <w:sz w:val="21"/>
                 <w:szCs w:val="21"/>
               </w:rPr>
@@ -4868,7 +4835,7 @@
                 <w:sz w:val="21"/>
                 <w:szCs w:val="21"/>
               </w:rPr>
-              <w:t xml:space="preserve">勉「強」　「強」迫　「強」人所難　「強」詞奪理</w:t>
+              <w:t xml:space="preserve">勉「強」、「強」迫、「強」人所難、「強」詞奪理</w:t>
             </w:r>
           </w:p>
         </w:tc>
@@ -5127,7 +5094,8 @@
             <w:r>
               <w:rPr>
                 <w:rFonts w:ascii="標楷體" w:eastAsia="標楷體" w:hAnsi="標楷體"/>
-                <w:color w:val="B8442F"/>
+                <w:b/>
+                <w:bCs/>
                 <w:sz w:val="21"/>
                 <w:szCs w:val="21"/>
               </w:rPr>
@@ -5193,7 +5161,7 @@
                 <w:sz w:val="21"/>
                 <w:szCs w:val="21"/>
               </w:rPr>
-              <w:t xml:space="preserve">徐噴「以」煙　「以」身作則　生，事之「以」禮；死，葬之「以」禮、祭之「以」禮</w:t>
+              <w:t xml:space="preserve">徐噴「以」煙、「以」身作則、生，事之「以」禮；死，葬之「以」禮、祭之「以」禮</w:t>
             </w:r>
           </w:p>
         </w:tc>
@@ -5284,7 +5252,7 @@
                 <w:sz w:val="21"/>
                 <w:szCs w:val="21"/>
               </w:rPr>
-              <w:t xml:space="preserve">「以」叢草為林　「以」土礫凸者為丘</w:t>
+              <w:t xml:space="preserve">「以」叢草為林、「以」土礫凸者為丘</w:t>
             </w:r>
           </w:p>
         </w:tc>
@@ -5801,7 +5769,8 @@
             <w:r>
               <w:rPr>
                 <w:rFonts w:ascii="標楷體" w:eastAsia="標楷體" w:hAnsi="標楷體"/>
-                <w:color w:val="B8442F"/>
+                <w:b/>
+                <w:bCs/>
                 <w:sz w:val="21"/>
                 <w:szCs w:val="21"/>
               </w:rPr>
@@ -5867,7 +5836,7 @@
                 <w:sz w:val="21"/>
                 <w:szCs w:val="21"/>
               </w:rPr>
-              <w:t xml:space="preserve">生「於」斯，長「於」斯　又留蚊「於」素帳中</w:t>
+              <w:t xml:space="preserve">生「於」斯，長「於」斯、又留蚊「於」素帳中</w:t>
             </w:r>
           </w:p>
         </w:tc>
@@ -5958,7 +5927,7 @@
                 <w:sz w:val="21"/>
                 <w:szCs w:val="21"/>
               </w:rPr>
-              <w:t xml:space="preserve">己所不欲，勿施「於」人　嫁禍「於」人</w:t>
+              <w:t xml:space="preserve">己所不欲，勿施「於」人、嫁禍「於」人</w:t>
             </w:r>
           </w:p>
         </w:tc>
@@ -6049,7 +6018,7 @@
                 <w:sz w:val="21"/>
                 <w:szCs w:val="21"/>
               </w:rPr>
-              <w:t xml:space="preserve">「於」心不忍　「於」事無補</w:t>
+              <w:t xml:space="preserve">「於」心不忍、「於」事無補</w:t>
             </w:r>
           </w:p>
         </w:tc>
@@ -6140,7 +6109,7 @@
                 <w:sz w:val="21"/>
                 <w:szCs w:val="21"/>
               </w:rPr>
-              <w:t xml:space="preserve">千里之行，始「於」足下　得之「於」人者太多</w:t>
+              <w:t xml:space="preserve">千里之行，始「於」足下、得之「於」人者太多</w:t>
             </w:r>
           </w:p>
         </w:tc>
@@ -6566,7 +6535,8 @@
             <w:r>
               <w:rPr>
                 <w:rFonts w:ascii="標楷體" w:eastAsia="標楷體" w:hAnsi="標楷體"/>
-                <w:color w:val="B8442F"/>
+                <w:b/>
+                <w:bCs/>
                 <w:sz w:val="21"/>
                 <w:szCs w:val="21"/>
               </w:rPr>
@@ -6814,7 +6784,7 @@
                 <w:sz w:val="21"/>
                 <w:szCs w:val="21"/>
               </w:rPr>
-              <w:t xml:space="preserve">「然」而</w:t>
+              <w:t xml:space="preserve">「然」而、「然」則</w:t>
             </w:r>
           </w:p>
         </w:tc>
@@ -6874,7 +6844,7 @@
                 <w:sz w:val="21"/>
                 <w:szCs w:val="21"/>
               </w:rPr>
-              <w:t xml:space="preserve">既然這樣，那麼，連</w:t>
+              <w:t xml:space="preserve">形容詞或副詞詞尾，助詞，表「……的樣子」</w:t>
             </w:r>
           </w:p>
         </w:tc>
@@ -6905,7 +6875,7 @@
                 <w:sz w:val="21"/>
                 <w:szCs w:val="21"/>
               </w:rPr>
-              <w:t xml:space="preserve">「然」則</w:t>
+              <w:t xml:space="preserve">怡「然」稱快、斐「然」成章、勃「然」大怒、恍「然」大悟</w:t>
             </w:r>
           </w:p>
         </w:tc>
@@ -6965,7 +6935,7 @@
                 <w:sz w:val="21"/>
                 <w:szCs w:val="21"/>
               </w:rPr>
-              <w:t xml:space="preserve">形容詞或副詞詞尾，助詞，表「……的樣子」</w:t>
+              <w:t xml:space="preserve">如此，代</w:t>
             </w:r>
           </w:p>
         </w:tc>
@@ -6996,98 +6966,7 @@
                 <w:sz w:val="21"/>
                 <w:szCs w:val="21"/>
               </w:rPr>
-              <w:t xml:space="preserve">怡「然」稱快　斐「然」成章　勃「然」大怒　恍「然」大悟</w:t>
-            </w:r>
-          </w:p>
-        </w:tc>
-      </w:tr>
-      <w:tr>
-        <w:trPr>
-          <w:cantSplit/>
-        </w:trPr>
-        <w:tc>
-          <w:tcPr>
-            <w:vMerge w:val="continue"/>
-            <w:tcBorders>
-              <w:top w:val="single" w:color="BBBBBB" w:sz="4"/>
-              <w:left w:val="single" w:color="BBBBBB" w:sz="4"/>
-              <w:bottom w:val="single" w:color="BBBBBB" w:sz="4"/>
-              <w:right w:val="single" w:color="BBBBBB" w:sz="4"/>
-            </w:tcBorders>
-          </w:tcPr>
-          <w:p/>
-        </w:tc>
-        <w:tc>
-          <w:tcPr>
-            <w:vMerge w:val="continue"/>
-            <w:tcBorders>
-              <w:top w:val="single" w:color="BBBBBB" w:sz="4"/>
-              <w:left w:val="single" w:color="BBBBBB" w:sz="4"/>
-              <w:bottom w:val="single" w:color="BBBBBB" w:sz="4"/>
-              <w:right w:val="single" w:color="BBBBBB" w:sz="4"/>
-            </w:tcBorders>
-          </w:tcPr>
-          <w:p/>
-        </w:tc>
-        <w:tc>
-          <w:tcPr>
-            <w:tcW w:type="dxa" w:w="4000"/>
-            <w:tcBorders>
-              <w:top w:val="single" w:color="BBBBBB" w:sz="4"/>
-              <w:left w:val="single" w:color="BBBBBB" w:sz="4"/>
-              <w:bottom w:val="single" w:color="BBBBBB" w:sz="4"/>
-              <w:right w:val="single" w:color="BBBBBB" w:sz="4"/>
-            </w:tcBorders>
-            <w:tcMar>
-              <w:top w:type="dxa" w:w="50"/>
-              <w:left w:type="dxa" w:w="90"/>
-              <w:bottom w:type="dxa" w:w="50"/>
-              <w:right w:type="dxa" w:w="90"/>
-            </w:tcMar>
-            <w:vAlign w:val="center"/>
-          </w:tcPr>
-          <w:p>
-            <w:pPr>
-              <w:jc w:val="left"/>
-            </w:pPr>
-            <w:r>
-              <w:rPr>
-                <w:rFonts w:ascii="標楷體" w:eastAsia="標楷體" w:hAnsi="標楷體"/>
-                <w:sz w:val="21"/>
-                <w:szCs w:val="21"/>
-              </w:rPr>
-              <w:t xml:space="preserve">如此，代</w:t>
-            </w:r>
-          </w:p>
-        </w:tc>
-        <w:tc>
-          <w:tcPr>
-            <w:tcW w:type="dxa" w:w="4206"/>
-            <w:tcBorders>
-              <w:top w:val="single" w:color="BBBBBB" w:sz="4"/>
-              <w:left w:val="single" w:color="BBBBBB" w:sz="4"/>
-              <w:bottom w:val="single" w:color="BBBBBB" w:sz="4"/>
-              <w:right w:val="single" w:color="BBBBBB" w:sz="4"/>
-            </w:tcBorders>
-            <w:tcMar>
-              <w:top w:type="dxa" w:w="50"/>
-              <w:left w:type="dxa" w:w="90"/>
-              <w:bottom w:type="dxa" w:w="50"/>
-              <w:right w:type="dxa" w:w="90"/>
-            </w:tcMar>
-            <w:vAlign w:val="center"/>
-          </w:tcPr>
-          <w:p>
-            <w:pPr>
-              <w:jc w:val="left"/>
-            </w:pPr>
-            <w:r>
-              <w:rPr>
-                <w:rFonts w:ascii="標楷體" w:eastAsia="標楷體" w:hAnsi="標楷體"/>
-                <w:sz w:val="21"/>
-                <w:szCs w:val="21"/>
-              </w:rPr>
-              <w:t xml:space="preserve">果「然」鶴也　自古皆「然」　舉世皆「然」　麝香貓和白鼻心亦「然」</w:t>
+              <w:t xml:space="preserve">果「然」鶴也、自古皆「然」、舉世皆「然」、麝香貓和白鼻心亦「然」</w:t>
             </w:r>
           </w:p>
         </w:tc>
@@ -7105,7 +6984,7 @@
           <w:sz w:val="20"/>
           <w:szCs w:val="20"/>
         </w:rPr>
-        <w:t xml:space="preserve">恍ㄏㄨㄤˇ然大悟：心裡忽然明白。斐ㄈㄟˇ然成章：形容言語或文章富有文采，且成章法，常用來稱讚別人的文章。</w:t>
+        <w:t xml:space="preserve">恍ㄏㄨㄤˇ然大悟：心裡忽然明白。</w:t>
       </w:r>
     </w:p>
     <w:p>
@@ -7120,7 +6999,37 @@
           <w:sz w:val="20"/>
           <w:szCs w:val="20"/>
         </w:rPr>
-        <w:t xml:space="preserve">茅塞（ㄙㄜˋ）頓開：比喻馬上開悟，忽然明白。豁（ㄏㄨㄛˋ）然開朗：形容領悟了解。當頭棒喝（ㄏㄜˋ）：比喻使人立即醒悟的警示。</w:t>
+        <w:t xml:space="preserve">斐ㄈㄟˇ然成章：形容言語或文章富有文采，且成章法，常用來稱讚別人的文章。</w:t>
+      </w:r>
+    </w:p>
+    <w:p>
+      <w:pPr>
+        <w:spacing w:after="40" w:before="40"/>
+        <w:ind w:left="240"/>
+      </w:pPr>
+      <w:r>
+        <w:rPr>
+          <w:rFonts w:ascii="標楷體" w:eastAsia="標楷體" w:hAnsi="標楷體"/>
+          <w:color w:val="555555"/>
+          <w:sz w:val="20"/>
+          <w:szCs w:val="20"/>
+        </w:rPr>
+        <w:t xml:space="preserve">茅塞（ㄙㄜˋ）頓開：比喻馬上開悟，忽然明白。</w:t>
+      </w:r>
+    </w:p>
+    <w:p>
+      <w:pPr>
+        <w:spacing w:after="40" w:before="40"/>
+        <w:ind w:left="240"/>
+      </w:pPr>
+      <w:r>
+        <w:rPr>
+          <w:rFonts w:ascii="標楷體" w:eastAsia="標楷體" w:hAnsi="標楷體"/>
+          <w:color w:val="555555"/>
+          <w:sz w:val="20"/>
+          <w:szCs w:val="20"/>
+        </w:rPr>
+        <w:t xml:space="preserve">豁（ㄏㄨㄛˋ）然開朗：形容領悟了解。當頭棒喝（ㄏㄜˋ）：比喻使人立即醒悟的警示。</w:t>
       </w:r>
     </w:p>
     <w:p>
@@ -7359,7 +7268,8 @@
             <w:r>
               <w:rPr>
                 <w:rFonts w:ascii="標楷體" w:eastAsia="標楷體" w:hAnsi="標楷體"/>
-                <w:color w:val="B8442F"/>
+                <w:b/>
+                <w:bCs/>
                 <w:sz w:val="21"/>
                 <w:szCs w:val="21"/>
               </w:rPr>
@@ -7425,7 +7335,7 @@
                 <w:sz w:val="21"/>
                 <w:szCs w:val="21"/>
               </w:rPr>
-              <w:t xml:space="preserve">鶴「唳」雲端　風聲鶴「唳」</w:t>
+              <w:t xml:space="preserve">鶴「唳」雲端、風聲鶴「唳」</w:t>
             </w:r>
           </w:p>
         </w:tc>
@@ -7491,7 +7401,8 @@
             <w:r>
               <w:rPr>
                 <w:rFonts w:ascii="標楷體" w:eastAsia="標楷體" w:hAnsi="標楷體"/>
-                <w:color w:val="B8442F"/>
+                <w:b/>
+                <w:bCs/>
                 <w:sz w:val="21"/>
                 <w:szCs w:val="21"/>
               </w:rPr>
@@ -7712,7 +7623,8 @@
             <w:r>
               <w:rPr>
                 <w:rFonts w:ascii="標楷體" w:eastAsia="標楷體" w:hAnsi="標楷體"/>
-                <w:color w:val="B8442F"/>
+                <w:b/>
+                <w:bCs/>
                 <w:sz w:val="21"/>
                 <w:szCs w:val="21"/>
               </w:rPr>
@@ -8065,7 +7977,8 @@
             <w:r>
               <w:rPr>
                 <w:rFonts w:ascii="標楷體" w:eastAsia="標楷體" w:hAnsi="標楷體"/>
-                <w:color w:val="B8442F"/>
+                <w:b/>
+                <w:bCs/>
                 <w:sz w:val="21"/>
                 <w:szCs w:val="21"/>
               </w:rPr>
@@ -8131,7 +8044,7 @@
                 <w:sz w:val="21"/>
                 <w:szCs w:val="21"/>
               </w:rPr>
-              <w:t xml:space="preserve">「蹲」下　「蹲」踞</w:t>
+              <w:t xml:space="preserve">「蹲」下、「蹲」踞</w:t>
             </w:r>
           </w:p>
         </w:tc>
@@ -8195,7 +8108,8 @@
             <w:r>
               <w:rPr>
                 <w:rFonts w:ascii="標楷體" w:eastAsia="標楷體" w:hAnsi="標楷體"/>
-                <w:color w:val="B8442F"/>
+                <w:b/>
+                <w:bCs/>
                 <w:sz w:val="21"/>
                 <w:szCs w:val="21"/>
               </w:rPr>
@@ -8261,7 +8175,7 @@
                 <w:sz w:val="21"/>
                 <w:szCs w:val="21"/>
               </w:rPr>
-              <w:t xml:space="preserve">「遵」守　「遵」命</w:t>
+              <w:t xml:space="preserve">「遵」守、「遵」命</w:t>
             </w:r>
           </w:p>
         </w:tc>
@@ -8325,7 +8239,8 @@
             <w:r>
               <w:rPr>
                 <w:rFonts w:ascii="標楷體" w:eastAsia="標楷體" w:hAnsi="標楷體"/>
-                <w:color w:val="B8442F"/>
+                <w:b/>
+                <w:bCs/>
                 <w:sz w:val="21"/>
                 <w:szCs w:val="21"/>
               </w:rPr>
@@ -8391,7 +8306,7 @@
                 <w:sz w:val="21"/>
                 <w:szCs w:val="21"/>
               </w:rPr>
-              <w:t xml:space="preserve">移「樽」就教　匏「樽」</w:t>
+              <w:t xml:space="preserve">移「樽」就教、匏「樽」</w:t>
             </w:r>
           </w:p>
         </w:tc>
@@ -8410,6 +8325,21 @@
           <w:szCs w:val="20"/>
         </w:rPr>
         <w:t xml:space="preserve">蹲踞：踞，ㄐㄩˋ。匏樽：匏，ㄆㄠˊ。</w:t>
+      </w:r>
+    </w:p>
+    <w:p>
+      <w:pPr>
+        <w:spacing w:after="40" w:before="40"/>
+        <w:ind w:left="240"/>
+      </w:pPr>
+      <w:r>
+        <w:rPr>
+          <w:rFonts w:ascii="標楷體" w:eastAsia="標楷體" w:hAnsi="標楷體"/>
+          <w:color w:val="555555"/>
+          <w:sz w:val="20"/>
+          <w:szCs w:val="20"/>
+        </w:rPr>
+        <w:t xml:space="preserve">補充：移樽就教——端著酒杯，移到對方的座位去請教；比喻主動前往向人請教。近義：不恥下問、移船就教。教，ㄐㄧㄠˋ。</w:t>
       </w:r>
     </w:p>
     <w:p>
@@ -8648,7 +8578,8 @@
             <w:r>
               <w:rPr>
                 <w:rFonts w:ascii="標楷體" w:eastAsia="標楷體" w:hAnsi="標楷體"/>
-                <w:color w:val="B8442F"/>
+                <w:b/>
+                <w:bCs/>
                 <w:sz w:val="21"/>
                 <w:szCs w:val="21"/>
               </w:rPr>
@@ -8778,7 +8709,8 @@
             <w:r>
               <w:rPr>
                 <w:rFonts w:ascii="標楷體" w:eastAsia="標楷體" w:hAnsi="標楷體"/>
-                <w:color w:val="B8442F"/>
+                <w:b/>
+                <w:bCs/>
                 <w:sz w:val="21"/>
                 <w:szCs w:val="21"/>
               </w:rPr>
@@ -8844,7 +8776,7 @@
                 <w:sz w:val="21"/>
                 <w:szCs w:val="21"/>
               </w:rPr>
-              <w:t xml:space="preserve">星光閃「爍」　目光「爍」爍　閃「爍」其詞</w:t>
+              <w:t xml:space="preserve">星光閃「爍」、目光「爍」爍、閃「爍」其詞</w:t>
             </w:r>
           </w:p>
         </w:tc>
@@ -8910,7 +8842,8 @@
             <w:r>
               <w:rPr>
                 <w:rFonts w:ascii="標楷體" w:eastAsia="標楷體" w:hAnsi="標楷體"/>
-                <w:color w:val="B8442F"/>
+                <w:b/>
+                <w:bCs/>
                 <w:sz w:val="21"/>
                 <w:szCs w:val="21"/>
               </w:rPr>
@@ -8976,7 +8909,7 @@
                 <w:sz w:val="21"/>
                 <w:szCs w:val="21"/>
               </w:rPr>
-              <w:t xml:space="preserve">眾口「鑠」金　流金「鑠」石</w:t>
+              <w:t xml:space="preserve">眾口「鑠」金、流金「鑠」石</w:t>
             </w:r>
           </w:p>
         </w:tc>
@@ -9475,7 +9408,8 @@
             <w:r>
               <w:rPr>
                 <w:rFonts w:ascii="標楷體" w:eastAsia="標楷體" w:hAnsi="標楷體"/>
-                <w:color w:val="B8442F"/>
+                <w:b/>
+                <w:bCs/>
                 <w:sz w:val="21"/>
                 <w:szCs w:val="21"/>
               </w:rPr>
@@ -9541,7 +9475,7 @@
                 <w:sz w:val="21"/>
                 <w:szCs w:val="21"/>
               </w:rPr>
-              <w:t xml:space="preserve">千山萬「壑」　溝「壑」　欲深谿「壑」</w:t>
+              <w:t xml:space="preserve">千山萬「壑」、溝「壑」、欲深谿「壑」</w:t>
             </w:r>
           </w:p>
         </w:tc>
@@ -9607,7 +9541,8 @@
             <w:r>
               <w:rPr>
                 <w:rFonts w:ascii="標楷體" w:eastAsia="標楷體" w:hAnsi="標楷體"/>
-                <w:color w:val="B8442F"/>
+                <w:b/>
+                <w:bCs/>
                 <w:sz w:val="21"/>
                 <w:szCs w:val="21"/>
               </w:rPr>
@@ -10129,7 +10064,8 @@
             <w:r>
               <w:rPr>
                 <w:rFonts w:ascii="標楷體" w:eastAsia="標楷體" w:hAnsi="標楷體"/>
-                <w:color w:val="B8442F"/>
+                <w:b/>
+                <w:bCs/>
                 <w:sz w:val="21"/>
                 <w:szCs w:val="21"/>
               </w:rPr>
@@ -10195,7 +10131,7 @@
                 <w:sz w:val="21"/>
                 <w:szCs w:val="21"/>
               </w:rPr>
-              <w:t xml:space="preserve">「蓋」被子　日月欲明，而浮雲「蓋」之　掩「蓋」</w:t>
+              <w:t xml:space="preserve">「蓋」被子、日月欲明，而浮雲「蓋」之、掩「蓋」</w:t>
             </w:r>
           </w:p>
         </w:tc>
@@ -10286,7 +10222,7 @@
                 <w:sz w:val="21"/>
                 <w:szCs w:val="21"/>
               </w:rPr>
-              <w:t xml:space="preserve">英雄「蓋」世　武功「蓋」世　功「蓋」三分國</w:t>
+              <w:t xml:space="preserve">英雄「蓋」世、武功「蓋」世、功「蓋」三分國</w:t>
             </w:r>
           </w:p>
         </w:tc>
@@ -10650,7 +10586,7 @@
                 <w:sz w:val="21"/>
                 <w:szCs w:val="21"/>
               </w:rPr>
-              <w:t xml:space="preserve">鋪「蓋」　鍋「蓋」　亭亭如「蓋」　冠「蓋」相望</w:t>
+              <w:t xml:space="preserve">鋪「蓋」、鍋「蓋」、亭亭如「蓋」、冠「蓋」相望</w:t>
             </w:r>
           </w:p>
         </w:tc>
@@ -10924,7 +10860,8 @@
             <w:r>
               <w:rPr>
                 <w:rFonts w:ascii="標楷體" w:eastAsia="標楷體" w:hAnsi="標楷體"/>
-                <w:color w:val="B8442F"/>
+                <w:b/>
+                <w:bCs/>
                 <w:sz w:val="21"/>
                 <w:szCs w:val="21"/>
               </w:rPr>
@@ -10990,7 +10927,7 @@
                 <w:sz w:val="21"/>
                 <w:szCs w:val="21"/>
               </w:rPr>
-              <w:t xml:space="preserve">無窮無「盡」　取之不「盡」　春蠶到死絲方「盡」，蠟炬成灰淚始乾　消滅殆「盡」</w:t>
+              <w:t xml:space="preserve">無窮無「盡」、取之不「盡」、春蠶到死絲方「盡」，蠟炬成灰淚始乾、消滅殆「盡」</w:t>
             </w:r>
           </w:p>
         </w:tc>
@@ -11081,7 +11018,7 @@
                 <w:sz w:val="21"/>
                 <w:szCs w:val="21"/>
               </w:rPr>
-              <w:t xml:space="preserve">竭「盡」所能　「盡」其所長　「盡」忠報國</w:t>
+              <w:t xml:space="preserve">竭「盡」所能、「盡」其所長、「盡」忠報國</w:t>
             </w:r>
           </w:p>
         </w:tc>
@@ -11172,7 +11109,7 @@
                 <w:sz w:val="21"/>
                 <w:szCs w:val="21"/>
               </w:rPr>
-              <w:t xml:space="preserve">二蟲「盡」為所吞　不「盡」相同　「盡」棄前嫌　應有「盡」有　「盡」在不言中　「盡」向地面攫來</w:t>
+              <w:t xml:space="preserve">二蟲「盡」為所吞、不「盡」相同、「盡」棄前嫌、應有「盡」有、「盡」在不言中、「盡」向地面攫來</w:t>
             </w:r>
           </w:p>
         </w:tc>
@@ -11263,7 +11200,7 @@
                 <w:sz w:val="21"/>
                 <w:szCs w:val="21"/>
               </w:rPr>
-              <w:t xml:space="preserve">孤帆遠影碧山「盡」　白日依山「盡」</w:t>
+              <w:t xml:space="preserve">孤帆遠影碧山「盡」、白日依山「盡」</w:t>
             </w:r>
           </w:p>
         </w:tc>
@@ -11780,7 +11717,8 @@
             <w:r>
               <w:rPr>
                 <w:rFonts w:ascii="標楷體" w:eastAsia="標楷體" w:hAnsi="標楷體"/>
-                <w:color w:val="B8442F"/>
+                <w:b/>
+                <w:bCs/>
                 <w:sz w:val="21"/>
                 <w:szCs w:val="21"/>
               </w:rPr>
@@ -11846,7 +11784,7 @@
                 <w:sz w:val="21"/>
                 <w:szCs w:val="21"/>
               </w:rPr>
-              <w:t xml:space="preserve">項「為」之強　「為」之怡然稱快　聞者「為」沾襟　天下用法皆「為」輕重</w:t>
+              <w:t xml:space="preserve">項「為」之強、「為」之怡然稱快、聞者「為」沾襟、天下用法皆「為」輕重</w:t>
             </w:r>
           </w:p>
         </w:tc>
@@ -11937,7 +11875,7 @@
                 <w:sz w:val="21"/>
                 <w:szCs w:val="21"/>
               </w:rPr>
-              <w:t xml:space="preserve">「為」民服務　「為」國增光　蓬門今始「為」君開　「為」人作嫁</w:t>
+              <w:t xml:space="preserve">「為」民服務、「為」國增光、蓬門今始「為」君開、「為」人作嫁</w:t>
             </w:r>
           </w:p>
         </w:tc>
@@ -12119,7 +12057,7 @@
                 <w:sz w:val="21"/>
                 <w:szCs w:val="21"/>
               </w:rPr>
-              <w:t xml:space="preserve">願「為」市鞍馬　「為」正義而戰</w:t>
+              <w:t xml:space="preserve">願「為」市鞍馬、「為」正義而戰</w:t>
             </w:r>
           </w:p>
         </w:tc>
@@ -12185,7 +12123,8 @@
             <w:r>
               <w:rPr>
                 <w:rFonts w:ascii="標楷體" w:eastAsia="標楷體" w:hAnsi="標楷體"/>
-                <w:color w:val="B8442F"/>
+                <w:b/>
+                <w:bCs/>
                 <w:sz w:val="21"/>
                 <w:szCs w:val="21"/>
               </w:rPr>
@@ -12251,7 +12190,7 @@
                 <w:sz w:val="21"/>
                 <w:szCs w:val="21"/>
               </w:rPr>
-              <w:t xml:space="preserve">事在人「為」　「為」善最樂　任性妄「為」　胡作非「為」</w:t>
+              <w:t xml:space="preserve">事在人「為」、「為」善最樂、任性妄「為」、胡作非「為」</w:t>
             </w:r>
           </w:p>
         </w:tc>
@@ -12433,7 +12372,7 @@
                 <w:sz w:val="21"/>
                 <w:szCs w:val="21"/>
               </w:rPr>
-              <w:t xml:space="preserve">以叢草「為」林　蟲蟻「為」獸　以土礫凸者「為」丘　凹者「為」壑</w:t>
+              <w:t xml:space="preserve">以叢草「為」林、蟲蟻「為」獸、以土礫凸者「為」丘、凹者「為」壑</w:t>
             </w:r>
           </w:p>
         </w:tc>
@@ -12615,7 +12554,7 @@
                 <w:sz w:val="21"/>
                 <w:szCs w:val="21"/>
               </w:rPr>
-              <w:t xml:space="preserve">子游「為」武城宰　釋之「為」廷尉　「為」民前鋒</w:t>
+              <w:t xml:space="preserve">子游「為」武城宰、釋之「為」廷尉、「為」民前鋒</w:t>
             </w:r>
           </w:p>
         </w:tc>
@@ -12706,7 +12645,7 @@
                 <w:sz w:val="21"/>
                 <w:szCs w:val="21"/>
               </w:rPr>
-              <w:t xml:space="preserve">二蟲盡「為」所吞　梅花「為」寒所勒</w:t>
+              <w:t xml:space="preserve">二蟲盡「為」所吞、梅花「為」寒所勒</w:t>
             </w:r>
           </w:p>
         </w:tc>
@@ -13359,7 +13298,8 @@
             <w:r>
               <w:rPr>
                 <w:rFonts w:ascii="標楷體" w:eastAsia="標楷體" w:hAnsi="標楷體"/>
-                <w:color w:val="B8442F"/>
+                <w:b/>
+                <w:bCs/>
                 <w:sz w:val="21"/>
                 <w:szCs w:val="21"/>
               </w:rPr>
@@ -13607,7 +13547,7 @@
                 <w:sz w:val="21"/>
                 <w:szCs w:val="21"/>
               </w:rPr>
-              <w:t xml:space="preserve">並駕齊「驅」　長「驅」直入</w:t>
+              <w:t xml:space="preserve">並駕齊「驅」、長「驅」直入</w:t>
             </w:r>
           </w:p>
         </w:tc>
@@ -13698,7 +13638,7 @@
                 <w:sz w:val="21"/>
                 <w:szCs w:val="21"/>
               </w:rPr>
-              <w:t xml:space="preserve">前「驅」　先「驅」</w:t>
+              <w:t xml:space="preserve">前「驅」、先「驅」</w:t>
             </w:r>
           </w:p>
         </w:tc>
@@ -13764,7 +13704,8 @@
             <w:r>
               <w:rPr>
                 <w:rFonts w:ascii="標楷體" w:eastAsia="標楷體" w:hAnsi="標楷體"/>
-                <w:color w:val="B8442F"/>
+                <w:b/>
+                <w:bCs/>
                 <w:sz w:val="21"/>
                 <w:szCs w:val="21"/>
               </w:rPr>
@@ -13987,7 +13928,8 @@
             <w:r>
               <w:rPr>
                 <w:rFonts w:ascii="標楷體" w:eastAsia="標楷體" w:hAnsi="標楷體"/>
-                <w:color w:val="B8442F"/>
+                <w:b/>
+                <w:bCs/>
                 <w:sz w:val="21"/>
                 <w:szCs w:val="21"/>
               </w:rPr>
@@ -14053,7 +13995,7 @@
                 <w:sz w:val="21"/>
                 <w:szCs w:val="21"/>
               </w:rPr>
-              <w:t xml:space="preserve">「趨」吉避凶　時勢所「趨」</w:t>
+              <w:t xml:space="preserve">「趨」吉避凶、時勢所「趨」</w:t>
             </w:r>
           </w:p>
         </w:tc>
@@ -14524,7 +14466,8 @@
             <w:r>
               <w:rPr>
                 <w:rFonts w:ascii="標楷體" w:eastAsia="標楷體" w:hAnsi="標楷體"/>
-                <w:color w:val="B8442F"/>
+                <w:b/>
+                <w:bCs/>
                 <w:sz w:val="21"/>
                 <w:szCs w:val="21"/>
               </w:rPr>
@@ -14681,7 +14624,7 @@
                 <w:sz w:val="21"/>
                 <w:szCs w:val="21"/>
               </w:rPr>
-              <w:t xml:space="preserve">「崎」嶇彊國之閒</w:t>
+              <w:t xml:space="preserve">燕外迫蠻貉，內措齊晉，「崎」嶇彊國之閒，最為弱小，幾滅者數矣</w:t>
             </w:r>
           </w:p>
         </w:tc>
@@ -14745,7 +14688,8 @@
             <w:r>
               <w:rPr>
                 <w:rFonts w:ascii="標楷體" w:eastAsia="標楷體" w:hAnsi="標楷體"/>
-                <w:color w:val="B8442F"/>
+                <w:b/>
+                <w:bCs/>
                 <w:sz w:val="21"/>
                 <w:szCs w:val="21"/>
               </w:rPr>
@@ -14811,7 +14755,7 @@
                 <w:sz w:val="21"/>
                 <w:szCs w:val="21"/>
               </w:rPr>
-              <w:t xml:space="preserve">山路崎「嶇」</w:t>
+              <w:t xml:space="preserve">山路崎「嶇」、燕外迫蠻貉，內措齊晉，崎「嶇」彊國之閒，最為弱小，幾滅者數矣</w:t>
             </w:r>
           </w:p>
         </w:tc>
@@ -14875,7 +14819,8 @@
             <w:r>
               <w:rPr>
                 <w:rFonts w:ascii="標楷體" w:eastAsia="標楷體" w:hAnsi="標楷體"/>
-                <w:color w:val="B8442F"/>
+                <w:b/>
+                <w:bCs/>
                 <w:sz w:val="21"/>
                 <w:szCs w:val="21"/>
               </w:rPr>
@@ -15005,7 +14950,8 @@
             <w:r>
               <w:rPr>
                 <w:rFonts w:ascii="標楷體" w:eastAsia="標楷體" w:hAnsi="標楷體"/>
-                <w:color w:val="B8442F"/>
+                <w:b/>
+                <w:bCs/>
                 <w:sz w:val="21"/>
                 <w:szCs w:val="21"/>
               </w:rPr>
@@ -15135,7 +15081,8 @@
             <w:r>
               <w:rPr>
                 <w:rFonts w:ascii="標楷體" w:eastAsia="標楷體" w:hAnsi="標楷體"/>
-                <w:color w:val="B8442F"/>
+                <w:b/>
+                <w:bCs/>
                 <w:sz w:val="21"/>
                 <w:szCs w:val="21"/>
               </w:rPr>
@@ -15201,7 +15148,7 @@
                 <w:sz w:val="21"/>
                 <w:szCs w:val="21"/>
               </w:rPr>
-              <w:t xml:space="preserve">群眾鬥「毆」　「毆」打</w:t>
+              <w:t xml:space="preserve">群眾鬥「毆」、「毆」打</w:t>
             </w:r>
           </w:p>
         </w:tc>
@@ -15265,7 +15212,8 @@
             <w:r>
               <w:rPr>
                 <w:rFonts w:ascii="標楷體" w:eastAsia="標楷體" w:hAnsi="標楷體"/>
-                <w:color w:val="B8442F"/>
+                <w:b/>
+                <w:bCs/>
                 <w:sz w:val="21"/>
                 <w:szCs w:val="21"/>
               </w:rPr>
@@ -15395,7 +15343,8 @@
             <w:r>
               <w:rPr>
                 <w:rFonts w:ascii="標楷體" w:eastAsia="標楷體" w:hAnsi="標楷體"/>
-                <w:color w:val="B8442F"/>
+                <w:b/>
+                <w:bCs/>
                 <w:sz w:val="21"/>
                 <w:szCs w:val="21"/>
               </w:rPr>
